--- a/cudmore-narrative-cv/word-docs/cv-test.docx
+++ b/cudmore-narrative-cv/word-docs/cv-test.docx
@@ -397,7 +397,7 @@
         <w:pStyle w:val="BodyText"/>
       </w:pPr>
       <w:r>
-        <w:t>This expertise developed along a career trajectory from studying neurons to imaging brain vasculature and later working in cardiac physiology. This trajectory showed me that fields organized around different organs and research questions often rely on shared experimental technologies and face common analysis problems. My direct experimental work has centered on microscopy and electrophysiology, but I design software that can be extended with domain experts to support new experimental systems and scientific questions.</w:t>
+        <w:t>This expertise developed along a career trajectory from studying neurons to imaging brain vasculature and later working in cardiac physiology. This trajectory showed me that fields organized around different organs and research questions often rely on shared experimental technologies and face common analysis problems. Regardless of the specimen or scientific question, imaging experiments create similar practical needs for organizing and visualizing data, making quantitative measurements, and producing reproducible results. My direct experimental work has centered on microscopy and electrophysiology, but I design software that can be extended with domain experts to support new experimental systems and scientific questions.</w:t>
       </w:r>
     </w:p>
     <w:p>
@@ -439,11 +439,8 @@
         <w:pStyle w:val="BodyText"/>
       </w:pPr>
       <w:r>
-        <w:t xml:space="preserve">Scientific software has the greatest impact when it becomes reusable research infrastructure. Reusable software platforms reduce duplicated effort, improve reproducibility, and allow </w:t>
-      </w:r>
-      <w:r>
         <w:lastRenderedPageBreak/>
-        <w:t>laboratories to build upon stable computational foundations rather than repeatedly developing new analysis scripts for each project. By combining sustainable software engineering with open-source development, research infrastructure continues to support scientific discovery long after individual publications, grants, and laboratory personnel have changed. This long-term perspective enables software to become a lasting scientific resource rather than a temporary research product.</w:t>
+        <w:t>Scientific software has the greatest impact when it becomes reusable research infrastructure. Reusable software platforms reduce duplicated effort, improve reproducibility, and allow laboratories to build upon stable computational foundations rather than repeatedly developing new analysis scripts for each project. By combining sustainable software engineering with open-source development, research infrastructure continues to support scientific discovery long after individual publications, grants, and laboratory personnel have changed. This long-term perspective enables software to become a lasting scientific resource rather than a temporary research product.</w:t>
       </w:r>
     </w:p>
     <w:p>
@@ -752,10 +749,159 @@
       <w:pPr>
         <w:pStyle w:val="Heading2"/>
       </w:pPr>
-      <w:bookmarkStart w:id="12" w:name="leadership-and-mentorship"/>
+      <w:bookmarkStart w:id="12" w:name="technical-skills"/>
       <w:bookmarkEnd w:id="5"/>
       <w:bookmarkEnd w:id="11"/>
       <w:r>
+        <w:t>Technical Skills</w:t>
+      </w:r>
+    </w:p>
+    <w:p>
+      <w:pPr>
+        <w:pStyle w:val="FirstParagraph"/>
+      </w:pPr>
+      <w:r>
+        <w:rPr>
+          <w:b/>
+          <w:bCs/>
+        </w:rPr>
+        <w:t>Programming and scripting:</w:t>
+      </w:r>
+      <w:r>
+        <w:t xml:space="preserve"> Python, C/C++, Igor Pro, Bash, zsh</w:t>
+      </w:r>
+    </w:p>
+    <w:p>
+      <w:pPr>
+        <w:pStyle w:val="BodyText"/>
+      </w:pPr>
+      <w:r>
+        <w:rPr>
+          <w:b/>
+          <w:bCs/>
+        </w:rPr>
+        <w:t>Scientific computing:</w:t>
+      </w:r>
+      <w:r>
+        <w:t xml:space="preserve"> NumPy, SciPy, pandas, PyTorch, scikit-image, multiprocessing, multithreading</w:t>
+      </w:r>
+    </w:p>
+    <w:p>
+      <w:pPr>
+        <w:pStyle w:val="BodyText"/>
+      </w:pPr>
+      <w:r>
+        <w:rPr>
+          <w:b/>
+          <w:bCs/>
+        </w:rPr>
+        <w:t>User interfaces and visualization:</w:t>
+      </w:r>
+      <w:r>
+        <w:t xml:space="preserve"> PyQt, pyqtgraph, NiceGUI, napari, pywebview, Plotly, Matplotlib</w:t>
+      </w:r>
+    </w:p>
+    <w:p>
+      <w:pPr>
+        <w:pStyle w:val="BodyText"/>
+      </w:pPr>
+      <w:r>
+        <w:rPr>
+          <w:b/>
+          <w:bCs/>
+        </w:rPr>
+        <w:t>Scientific data and formats:</w:t>
+      </w:r>
+      <w:r>
+        <w:t xml:space="preserve"> HDF5, Zarr, OME-Zarr, NGFF, s3fs, lazy loading, image pyramids</w:t>
+      </w:r>
+    </w:p>
+    <w:p>
+      <w:pPr>
+        <w:pStyle w:val="BodyText"/>
+      </w:pPr>
+      <w:r>
+        <w:rPr>
+          <w:b/>
+          <w:bCs/>
+        </w:rPr>
+        <w:t>Web applications and APIs:</w:t>
+      </w:r>
+      <w:r>
+        <w:t xml:space="preserve"> HTML, JavaScript, WebAssembly, Pyodide, FastAPI, uvicorn, Pydantic, HTTP and JSON APIs, OpenAPI, httpx, thin-client architecture</w:t>
+      </w:r>
+    </w:p>
+    <w:p>
+      <w:pPr>
+        <w:pStyle w:val="BodyText"/>
+      </w:pPr>
+      <w:r>
+        <w:rPr>
+          <w:b/>
+          <w:bCs/>
+        </w:rPr>
+        <w:t>Software engineering, testing, and documentation:</w:t>
+      </w:r>
+      <w:r>
+        <w:t xml:space="preserve"> Git, GitHub, pytest, GitHub Actions, uv, MkDocs, documented Python APIs, Google-style docstrings, end-user and developer documentation</w:t>
+      </w:r>
+    </w:p>
+    <w:p>
+      <w:pPr>
+        <w:pStyle w:val="BodyText"/>
+      </w:pPr>
+      <w:r>
+        <w:rPr>
+          <w:b/>
+          <w:bCs/>
+        </w:rPr>
+        <w:t>Deployment and infrastructure:</w:t>
+      </w:r>
+      <w:r>
+        <w:t xml:space="preserve"> Docker, Docker Compose, PyInstaller, macOS and Windows desktop applications, Linux-based development and continuous integration</w:t>
+      </w:r>
+    </w:p>
+    <w:p>
+      <w:pPr>
+        <w:pStyle w:val="BodyText"/>
+      </w:pPr>
+      <w:r>
+        <w:rPr>
+          <w:b/>
+          <w:bCs/>
+        </w:rPr>
+        <w:t>Scientific analysis:</w:t>
+      </w:r>
+      <w:r>
+        <w:t xml:space="preserve"> quantitative microscopy, electrophysiology analysis, time-series analysis, image segmentation, ROI-based analysis, longitudinal annotation analysis, brightest-path tracing</w:t>
+      </w:r>
+    </w:p>
+    <w:p>
+      <w:pPr>
+        <w:pStyle w:val="BodyText"/>
+      </w:pPr>
+      <w:r>
+        <w:rPr>
+          <w:b/>
+          <w:bCs/>
+        </w:rPr>
+        <w:t>Scientific instrumentation and acquisition:</w:t>
+      </w:r>
+      <w:r>
+        <w:t xml:space="preserve"> laser-scanning microscopy, custom microscopy and electrophysiology acquisition systems, whole-cell current-clamp electrophysiology, real-time </w:t>
+      </w:r>
+      <w:r>
+        <w:lastRenderedPageBreak/>
+        <w:t>data acquisition and visualization, Arduino microcontrollers, remote experiment control and video monitoring</w:t>
+      </w:r>
+    </w:p>
+    <w:p>
+      <w:pPr>
+        <w:pStyle w:val="Heading2"/>
+      </w:pPr>
+      <w:bookmarkStart w:id="13" w:name="leadership-and-mentorship"/>
+      <w:bookmarkEnd w:id="12"/>
+      <w:r>
         <w:t>Leadership and Mentorship</w:t>
       </w:r>
     </w:p>
@@ -787,8 +933,8 @@
       <w:pPr>
         <w:pStyle w:val="Heading2"/>
       </w:pPr>
-      <w:bookmarkStart w:id="13" w:name="teaching-and-scientific-training"/>
-      <w:bookmarkEnd w:id="12"/>
+      <w:bookmarkStart w:id="14" w:name="teaching-and-scientific-training"/>
+      <w:bookmarkEnd w:id="13"/>
       <w:r>
         <w:t>Teaching and Scientific Training</w:t>
       </w:r>
@@ -806,7 +952,6 @@
         <w:pStyle w:val="BodyText"/>
       </w:pPr>
       <w:r>
-        <w:lastRenderedPageBreak/>
         <w:t>I also designed and taught an undergraduate Internet of Things (IoT) course as instructor of record for three years. The course combined IoT concepts with hands-on circuit building with Arduino microcontrollers. Lectures and final projects examined current medical applications of IoT, including wearable technologies and real-time, remote data acquisition. We also considered how large longitudinal datasets could support new scientific questions.</w:t>
       </w:r>
     </w:p>
@@ -818,7 +963,7 @@
         <w:t>I have also mentored computer science and biophysical engineering graduate students and managed full-time employees with computer science backgrounds. I helped them apply their expertise in mathematics, physics, and software engineering to biological questions and experimental workflows. This ability to build a shared language across disciplines is important for supporting imaging-core and analysis-core users.</w:t>
       </w:r>
     </w:p>
-    <w:bookmarkEnd w:id="13"/>
+    <w:bookmarkEnd w:id="14"/>
     <w:p>
       <w:pPr>
         <w:keepNext/>
@@ -1086,6 +1231,7 @@
           <w:sz w:val="22"/>
           <w:szCs w:val="22"/>
         </w:rPr>
+        <w:lastRenderedPageBreak/>
         <w:t xml:space="preserve">    The Johns Hopkins University School of Medicine, Baltimore, MD</w:t>
       </w:r>
     </w:p>
@@ -1498,7 +1644,6 @@
           <w:sz w:val="22"/>
           <w:szCs w:val="22"/>
         </w:rPr>
-        <w:lastRenderedPageBreak/>
         <w:t>2025-2026</w:t>
       </w:r>
       <w:r>
@@ -1969,6 +2114,7 @@
           <w:sz w:val="22"/>
           <w:szCs w:val="22"/>
         </w:rPr>
+        <w:lastRenderedPageBreak/>
         <w:t xml:space="preserve">    Review Editor, Frontiers in Physiology (Vascular Physiology)</w:t>
       </w:r>
     </w:p>
@@ -2106,7 +2252,7 @@
           <w:u w:val="single"/>
         </w:rPr>
       </w:pPr>
-      <w:bookmarkStart w:id="14" w:name="X7596b6f8c511f4606f9618c22e9590597cd76ef"/>
+      <w:bookmarkStart w:id="15" w:name="X7596b6f8c511f4606f9618c22e9590597cd76ef"/>
       <w:r>
         <w:rPr>
           <w:rFonts w:ascii="Arial" w:hAnsi="Arial" w:cs="Arial"/>
@@ -2333,7 +2479,6 @@
         <w:pStyle w:val="BodyText"/>
       </w:pPr>
       <w:r>
-        <w:lastRenderedPageBreak/>
         <w:t xml:space="preserve">Li Y, Ding R, Wang F, Guo C, Liu A, Wei L, Yuan S, Chen F, Hou S, Ma Z, Zhang Y, </w:t>
       </w:r>
       <w:r>
@@ -2562,8 +2707,8 @@
           <w:u w:val="single"/>
         </w:rPr>
       </w:pPr>
-      <w:bookmarkStart w:id="15" w:name="selected-conference-abstracts"/>
-      <w:bookmarkEnd w:id="14"/>
+      <w:bookmarkStart w:id="16" w:name="selected-conference-abstracts"/>
+      <w:bookmarkEnd w:id="15"/>
       <w:r>
         <w:rPr>
           <w:rFonts w:ascii="Arial" w:hAnsi="Arial" w:cs="Arial"/>
@@ -2574,6 +2719,7 @@
           <w:szCs w:val="22"/>
           <w:u w:val="single"/>
         </w:rPr>
+        <w:lastRenderedPageBreak/>
         <w:t>Selected Conference Abstracts</w:t>
       </w:r>
     </w:p>
@@ -2643,7 +2789,7 @@
     </w:p>
     <w:bookmarkEnd w:id="1"/>
     <w:bookmarkEnd w:id="2"/>
-    <w:bookmarkEnd w:id="15"/>
+    <w:bookmarkEnd w:id="16"/>
     <w:p>
       <w:pPr>
         <w:pStyle w:val="BodyText"/>
